--- a/Schema Relazione-2019-2020.docx
+++ b/Schema Relazione-2019-2020.docx
@@ -9738,23 +9738,19 @@
     <w:p>
       <w:pPr>
         <w:rPr>
+          <w:u w:val="single"/>
           <w:lang w:val="en-GB"/>
         </w:rPr>
       </w:pPr>
       <w:r>
         <w:rPr>
-          <w:rFonts w:ascii="Arial" w:eastAsia="Arial" w:hAnsi="Arial" w:cs="Arial"/>
-          <w:i/>
-          <w:noProof/>
-          <w:color w:val="595959"/>
-          <w:sz w:val="22"/>
-          <w:szCs w:val="22"/>
+          <w:lang w:val="en-GB"/>
         </w:rPr>
         <w:drawing>
-          <wp:inline distT="0" distB="0" distL="0" distR="0" wp14:anchorId="19FF3B32" wp14:editId="73454922">
-            <wp:extent cx="5486400" cy="3794760"/>
+          <wp:inline distT="0" distB="0" distL="0" distR="0" wp14:anchorId="54F59864" wp14:editId="06C93939">
+            <wp:extent cx="5151566" cy="4404742"/>
             <wp:effectExtent l="0" t="0" r="0" b="0"/>
-            <wp:docPr id="1270018973" name="Immagine 1" descr="Immagine che contiene schermata, diagramma, testo, design"/>
+            <wp:docPr id="1513786421" name="Immagine 1" descr="Immagine che contiene schermata, testo, diagramma, Piano&#10;&#10;Il contenuto generato dall'IA potrebbe non essere corretto."/>
             <wp:cNvGraphicFramePr>
               <a:graphicFrameLocks xmlns:a="http://schemas.openxmlformats.org/drawingml/2006/main" noChangeAspect="1"/>
             </wp:cNvGraphicFramePr>
@@ -9762,17 +9758,11 @@
               <a:graphicData uri="http://schemas.openxmlformats.org/drawingml/2006/picture">
                 <pic:pic xmlns:pic="http://schemas.openxmlformats.org/drawingml/2006/picture">
                   <pic:nvPicPr>
-                    <pic:cNvPr id="1270018973" name="Immagine 1" descr="Immagine che contiene schermata, diagramma, testo, design"/>
+                    <pic:cNvPr id="1513786421" name="Immagine 1" descr="Immagine che contiene schermata, testo, diagramma, Piano&#10;&#10;Il contenuto generato dall'IA potrebbe non essere corretto."/>
                     <pic:cNvPicPr/>
                   </pic:nvPicPr>
                   <pic:blipFill>
-                    <a:blip r:embed="rId11">
-                      <a:extLst>
-                        <a:ext uri="{28A0092B-C50C-407E-A947-70E740481C1C}">
-                          <a14:useLocalDpi xmlns:a14="http://schemas.microsoft.com/office/drawing/2010/main" val="0"/>
-                        </a:ext>
-                      </a:extLst>
-                    </a:blip>
+                    <a:blip r:embed="rId11"/>
                     <a:stretch>
                       <a:fillRect/>
                     </a:stretch>
@@ -9780,7 +9770,7 @@
                   <pic:spPr>
                     <a:xfrm>
                       <a:off x="0" y="0"/>
-                      <a:ext cx="5486400" cy="3794760"/>
+                      <a:ext cx="5151566" cy="4404742"/>
                     </a:xfrm>
                     <a:prstGeom prst="rect">
                       <a:avLst/>
@@ -9898,20 +9888,20 @@
           <w:szCs w:val="28"/>
           <w:lang w:val="en-GB"/>
         </w:rPr>
+        <w:t>C.2 The dynamic view of the software architecture: Sequence Diagram</w:t>
+      </w:r>
+    </w:p>
+    <w:p>
+      <w:pPr>
+        <w:rPr>
+          <w:rFonts w:ascii="Arial" w:hAnsi="Arial" w:cs="Arial"/>
+        </w:rPr>
+      </w:pPr>
+      <w:r>
+        <w:rPr>
+          <w:rFonts w:ascii="Arial" w:hAnsi="Arial" w:cs="Arial"/>
+        </w:rPr>
         <w:lastRenderedPageBreak/>
-        <w:t>C.2 The dynamic view of the software architecture: Sequence Diagram</w:t>
-      </w:r>
-    </w:p>
-    <w:p>
-      <w:pPr>
-        <w:rPr>
-          <w:rFonts w:ascii="Arial" w:hAnsi="Arial" w:cs="Arial"/>
-        </w:rPr>
-      </w:pPr>
-      <w:r>
-        <w:rPr>
-          <w:rFonts w:ascii="Arial" w:hAnsi="Arial" w:cs="Arial"/>
-        </w:rPr>
         <w:t>Avvio Nuova Partita:</w:t>
       </w:r>
       <w:r>
@@ -10002,6 +9992,7 @@
           <w:noProof/>
           <w:lang w:val="en-GB"/>
         </w:rPr>
+        <w:lastRenderedPageBreak/>
         <w:drawing>
           <wp:inline distT="0" distB="0" distL="0" distR="0" wp14:anchorId="7F55C77F" wp14:editId="7B50A2E0">
             <wp:extent cx="5486400" cy="6830695"/>
@@ -10078,7 +10069,6 @@
         </w:rPr>
       </w:pPr>
       <w:r>
-        <w:lastRenderedPageBreak/>
         <w:pict w14:anchorId="0C8ED047">
           <v:rect id="_x0000_i1049" style="width:0;height:1.5pt" o:hralign="center" o:hrstd="t" o:hr="t" fillcolor="#a0a0a0" stroked="f"/>
         </w:pict>
@@ -10089,6 +10079,7 @@
         <w:pStyle w:val="Titolo"/>
       </w:pPr>
       <w:r>
+        <w:lastRenderedPageBreak/>
         <w:t xml:space="preserve">D. Dati e loro </w:t>
       </w:r>
       <w:proofErr w:type="gramStart"/>
@@ -25574,6 +25565,7 @@
   <w:style w:type="character" w:default="1" w:styleId="Carpredefinitoparagrafo">
     <w:name w:val="Default Paragraph Font"/>
     <w:uiPriority w:val="1"/>
+    <w:semiHidden/>
     <w:unhideWhenUsed/>
   </w:style>
   <w:style w:type="table" w:default="1" w:styleId="Tabellanormale">
